--- a/6-过程管理/运行记录类文件/HXDL-ITSS-0613-曲靖供电局110kV变电站电力监控系统网络安全态势感知建设项目-扩容计划.docx
+++ b/6-过程管理/运行记录类文件/HXDL-ITSS-0613-曲靖供电局110kV变电站电力监控系统网络安全态势感知建设项目-扩容计划.docx
@@ -13,6 +13,7 @@
           <w:lang w:val="en-US" w:eastAsia="zh-CN"/>
         </w:rPr>
       </w:pPr>
+      <w:bookmarkStart w:id="0" w:name="_Toc323"/>
       <w:r>
         <w:drawing>
           <wp:anchor distT="0" distB="0" distL="114300" distR="114300" simplePos="0" relativeHeight="251659264" behindDoc="1" locked="0" layoutInCell="1" allowOverlap="1">
@@ -71,6 +72,7 @@
         </w:rPr>
         <w:t>天津市华夏电缆有限公司</w:t>
       </w:r>
+      <w:bookmarkEnd w:id="0"/>
     </w:p>
     <w:p>
       <w:pPr>
@@ -97,6 +99,7 @@
           <w:lang w:val="en-US" w:eastAsia="zh-CN"/>
         </w:rPr>
       </w:pPr>
+      <w:bookmarkStart w:id="1" w:name="_Toc2196"/>
       <w:r>
         <w:rPr>
           <w:rFonts w:hint="eastAsia"/>
@@ -104,6 +107,7 @@
         </w:rPr>
         <w:t>曲靖供电局110kV变电站电力监控系统网络安全态势感知建设项目</w:t>
       </w:r>
+      <w:bookmarkEnd w:id="1"/>
     </w:p>
     <w:p>
       <w:pPr>
@@ -130,6 +134,7 @@
           <w:lang w:val="en-US" w:eastAsia="zh-CN"/>
         </w:rPr>
       </w:pPr>
+      <w:bookmarkStart w:id="2" w:name="_Toc32472"/>
       <w:r>
         <w:rPr>
           <w:rFonts w:hint="eastAsia"/>
@@ -137,6 +142,7 @@
         </w:rPr>
         <w:t>扩容计划</w:t>
       </w:r>
+      <w:bookmarkEnd w:id="2"/>
     </w:p>
     <w:p>
       <w:pPr>
@@ -163,6 +169,7 @@
           <w:lang w:val="en-US" w:eastAsia="zh-CN"/>
         </w:rPr>
       </w:pPr>
+      <w:bookmarkStart w:id="3" w:name="_Toc26388"/>
       <w:r>
         <w:rPr>
           <w:rFonts w:hint="eastAsia"/>
@@ -170,6 +177,7 @@
         </w:rPr>
         <w:t>（HXDL-ITSS-0613）</w:t>
       </w:r>
+      <w:bookmarkEnd w:id="3"/>
     </w:p>
     <w:p>
       <w:pPr>
@@ -566,6 +574,7 @@
         </w:rPr>
         <w:br w:type="page"/>
       </w:r>
+      <w:bookmarkStart w:id="4" w:name="_Toc15929"/>
       <w:r>
         <w:rPr>
           <w:rFonts w:ascii="宋体" w:hAnsi="宋体" w:eastAsia="宋体" w:cs="宋体"/>
@@ -577,6 +586,7 @@
         </w:rPr>
         <w:t>文件编制和变更履历</w:t>
       </w:r>
+      <w:bookmarkEnd w:id="4"/>
     </w:p>
     <w:tbl>
       <w:tblPr>
@@ -1517,10 +1527,754 @@
         </w:tc>
       </w:tr>
     </w:tbl>
+    <w:p/>
     <w:p>
       <w:pPr>
         <w:rPr>
-          <w:rFonts w:hint="eastAsia"/>
+          <w:rFonts w:hint="default"/>
+          <w:lang w:val="en-US" w:eastAsia="zh-CN"/>
+        </w:rPr>
+      </w:pPr>
+      <w:r>
+        <w:rPr>
+          <w:rFonts w:hint="default"/>
+          <w:lang w:val="en-US" w:eastAsia="zh-CN"/>
+        </w:rPr>
+        <w:br w:type="page"/>
+      </w:r>
+    </w:p>
+    <w:sdt>
+      <w:sdtPr>
+        <w:rPr>
+          <w:rFonts w:ascii="宋体" w:hAnsi="宋体" w:eastAsia="宋体" w:cs="Arial"/>
+          <w:snapToGrid w:val="0"/>
+          <w:color w:val="000000"/>
+          <w:kern w:val="0"/>
+          <w:sz w:val="21"/>
+          <w:szCs w:val="21"/>
+          <w:lang w:val="en-US" w:eastAsia="en-US" w:bidi="ar-SA"/>
+        </w:rPr>
+        <w:id w:val="147479178"/>
+        <w15:color w:val="DBDBDB"/>
+        <w:docPartObj>
+          <w:docPartGallery w:val="Table of Contents"/>
+          <w:docPartUnique/>
+        </w:docPartObj>
+      </w:sdtPr>
+      <w:sdtContent>
+        <w:p>
+          <w:pPr>
+            <w:spacing w:before="0" w:beforeLines="0" w:after="0" w:afterLines="0" w:line="240" w:lineRule="auto"/>
+            <w:ind w:left="0" w:leftChars="0" w:right="0" w:rightChars="0" w:firstLine="0" w:firstLineChars="0"/>
+            <w:jc w:val="center"/>
+          </w:pPr>
+          <w:r>
+            <w:rPr>
+              <w:rFonts w:ascii="宋体" w:hAnsi="宋体" w:eastAsia="宋体"/>
+              <w:sz w:val="21"/>
+            </w:rPr>
+            <w:t>目录</w:t>
+          </w:r>
+        </w:p>
+        <w:p>
+          <w:pPr>
+            <w:pStyle w:val="16"/>
+            <w:tabs>
+              <w:tab w:val="right" w:leader="dot" w:pos="8306"/>
+            </w:tabs>
+          </w:pPr>
+          <w:r>
+            <w:fldChar w:fldCharType="begin"/>
+          </w:r>
+          <w:r>
+            <w:instrText xml:space="preserve">TOC \o "1-3" \h \u </w:instrText>
+          </w:r>
+          <w:r>
+            <w:fldChar w:fldCharType="separate"/>
+          </w:r>
+          <w:r>
+            <w:fldChar w:fldCharType="begin"/>
+          </w:r>
+          <w:r>
+            <w:instrText xml:space="preserve"> HYPERLINK \l _Toc323 </w:instrText>
+          </w:r>
+          <w:r>
+            <w:fldChar w:fldCharType="separate"/>
+          </w:r>
+          <w:r>
+            <w:rPr>
+              <w:rFonts w:hint="eastAsia"/>
+              <w:lang w:val="en-US" w:eastAsia="zh-CN"/>
+            </w:rPr>
+            <w:t>天津市华夏电缆有限公司</w:t>
+          </w:r>
+          <w:r>
+            <w:tab/>
+          </w:r>
+          <w:r>
+            <w:fldChar w:fldCharType="begin"/>
+          </w:r>
+          <w:r>
+            <w:instrText xml:space="preserve"> PAGEREF _Toc323 \h </w:instrText>
+          </w:r>
+          <w:r>
+            <w:fldChar w:fldCharType="separate"/>
+          </w:r>
+          <w:r>
+            <w:t>1</w:t>
+          </w:r>
+          <w:r>
+            <w:fldChar w:fldCharType="end"/>
+          </w:r>
+          <w:r>
+            <w:fldChar w:fldCharType="end"/>
+          </w:r>
+        </w:p>
+        <w:p>
+          <w:pPr>
+            <w:pStyle w:val="16"/>
+            <w:tabs>
+              <w:tab w:val="right" w:leader="dot" w:pos="8306"/>
+            </w:tabs>
+          </w:pPr>
+          <w:r>
+            <w:fldChar w:fldCharType="begin"/>
+          </w:r>
+          <w:r>
+            <w:instrText xml:space="preserve"> HYPERLINK \l _Toc2196 </w:instrText>
+          </w:r>
+          <w:r>
+            <w:fldChar w:fldCharType="separate"/>
+          </w:r>
+          <w:r>
+            <w:rPr>
+              <w:rFonts w:hint="eastAsia"/>
+              <w:lang w:val="en-US" w:eastAsia="zh-CN"/>
+            </w:rPr>
+            <w:t>曲靖供电局110kV变电站电力监控系统网络安全态势感知建设项目</w:t>
+          </w:r>
+          <w:r>
+            <w:tab/>
+          </w:r>
+          <w:r>
+            <w:fldChar w:fldCharType="begin"/>
+          </w:r>
+          <w:r>
+            <w:instrText xml:space="preserve"> PAGEREF _Toc2196 \h </w:instrText>
+          </w:r>
+          <w:r>
+            <w:fldChar w:fldCharType="separate"/>
+          </w:r>
+          <w:r>
+            <w:t>1</w:t>
+          </w:r>
+          <w:r>
+            <w:fldChar w:fldCharType="end"/>
+          </w:r>
+          <w:r>
+            <w:fldChar w:fldCharType="end"/>
+          </w:r>
+        </w:p>
+        <w:p>
+          <w:pPr>
+            <w:pStyle w:val="16"/>
+            <w:tabs>
+              <w:tab w:val="right" w:leader="dot" w:pos="8306"/>
+            </w:tabs>
+          </w:pPr>
+          <w:r>
+            <w:fldChar w:fldCharType="begin"/>
+          </w:r>
+          <w:r>
+            <w:instrText xml:space="preserve"> HYPERLINK \l _Toc32472 </w:instrText>
+          </w:r>
+          <w:r>
+            <w:fldChar w:fldCharType="separate"/>
+          </w:r>
+          <w:r>
+            <w:rPr>
+              <w:rFonts w:hint="eastAsia"/>
+              <w:lang w:val="en-US" w:eastAsia="zh-CN"/>
+            </w:rPr>
+            <w:t>扩容计划</w:t>
+          </w:r>
+          <w:r>
+            <w:tab/>
+          </w:r>
+          <w:r>
+            <w:fldChar w:fldCharType="begin"/>
+          </w:r>
+          <w:r>
+            <w:instrText xml:space="preserve"> PAGEREF _Toc32472 \h </w:instrText>
+          </w:r>
+          <w:r>
+            <w:fldChar w:fldCharType="separate"/>
+          </w:r>
+          <w:r>
+            <w:t>1</w:t>
+          </w:r>
+          <w:r>
+            <w:fldChar w:fldCharType="end"/>
+          </w:r>
+          <w:r>
+            <w:fldChar w:fldCharType="end"/>
+          </w:r>
+        </w:p>
+        <w:p>
+          <w:pPr>
+            <w:pStyle w:val="16"/>
+            <w:tabs>
+              <w:tab w:val="right" w:leader="dot" w:pos="8306"/>
+            </w:tabs>
+          </w:pPr>
+          <w:r>
+            <w:fldChar w:fldCharType="begin"/>
+          </w:r>
+          <w:r>
+            <w:instrText xml:space="preserve"> HYPERLINK \l _Toc26388 </w:instrText>
+          </w:r>
+          <w:r>
+            <w:fldChar w:fldCharType="separate"/>
+          </w:r>
+          <w:r>
+            <w:rPr>
+              <w:rFonts w:hint="eastAsia"/>
+              <w:lang w:val="en-US" w:eastAsia="zh-CN"/>
+            </w:rPr>
+            <w:t>（HXDL-ITSS-0613）</w:t>
+          </w:r>
+          <w:r>
+            <w:tab/>
+          </w:r>
+          <w:r>
+            <w:fldChar w:fldCharType="begin"/>
+          </w:r>
+          <w:r>
+            <w:instrText xml:space="preserve"> PAGEREF _Toc26388 \h </w:instrText>
+          </w:r>
+          <w:r>
+            <w:fldChar w:fldCharType="separate"/>
+          </w:r>
+          <w:r>
+            <w:t>1</w:t>
+          </w:r>
+          <w:r>
+            <w:fldChar w:fldCharType="end"/>
+          </w:r>
+          <w:r>
+            <w:fldChar w:fldCharType="end"/>
+          </w:r>
+        </w:p>
+        <w:p>
+          <w:pPr>
+            <w:pStyle w:val="16"/>
+            <w:tabs>
+              <w:tab w:val="right" w:leader="dot" w:pos="8306"/>
+            </w:tabs>
+          </w:pPr>
+          <w:r>
+            <w:fldChar w:fldCharType="begin"/>
+          </w:r>
+          <w:r>
+            <w:instrText xml:space="preserve"> HYPERLINK \l _Toc15929 </w:instrText>
+          </w:r>
+          <w:r>
+            <w:fldChar w:fldCharType="separate"/>
+          </w:r>
+          <w:r>
+            <w:rPr>
+              <w:rFonts w:ascii="宋体" w:hAnsi="宋体" w:eastAsia="宋体" w:cs="宋体"/>
+              <w:bCs/>
+              <w:spacing w:val="-4"/>
+              <w:szCs w:val="30"/>
+            </w:rPr>
+            <w:t>文件编制和变更履历</w:t>
+          </w:r>
+          <w:r>
+            <w:tab/>
+          </w:r>
+          <w:r>
+            <w:fldChar w:fldCharType="begin"/>
+          </w:r>
+          <w:r>
+            <w:instrText xml:space="preserve"> PAGEREF _Toc15929 \h </w:instrText>
+          </w:r>
+          <w:r>
+            <w:fldChar w:fldCharType="separate"/>
+          </w:r>
+          <w:r>
+            <w:t>2</w:t>
+          </w:r>
+          <w:r>
+            <w:fldChar w:fldCharType="end"/>
+          </w:r>
+          <w:r>
+            <w:fldChar w:fldCharType="end"/>
+          </w:r>
+        </w:p>
+        <w:p>
+          <w:pPr>
+            <w:pStyle w:val="16"/>
+            <w:tabs>
+              <w:tab w:val="right" w:leader="dot" w:pos="8306"/>
+            </w:tabs>
+          </w:pPr>
+          <w:r>
+            <w:fldChar w:fldCharType="begin"/>
+          </w:r>
+          <w:r>
+            <w:instrText xml:space="preserve"> HYPERLINK \l _Toc30317 </w:instrText>
+          </w:r>
+          <w:r>
+            <w:fldChar w:fldCharType="separate"/>
+          </w:r>
+          <w:r>
+            <w:rPr>
+              <w:rFonts w:hint="default"/>
+            </w:rPr>
+            <w:t xml:space="preserve">1. </w:t>
+          </w:r>
+          <w:r>
+            <w:rPr>
+              <w:rFonts w:hint="eastAsia"/>
+            </w:rPr>
+            <w:t>项目概述与目标</w:t>
+          </w:r>
+          <w:r>
+            <w:tab/>
+          </w:r>
+          <w:r>
+            <w:fldChar w:fldCharType="begin"/>
+          </w:r>
+          <w:r>
+            <w:instrText xml:space="preserve"> PAGEREF _Toc30317 \h </w:instrText>
+          </w:r>
+          <w:r>
+            <w:fldChar w:fldCharType="separate"/>
+          </w:r>
+          <w:r>
+            <w:t>4</w:t>
+          </w:r>
+          <w:r>
+            <w:fldChar w:fldCharType="end"/>
+          </w:r>
+          <w:r>
+            <w:fldChar w:fldCharType="end"/>
+          </w:r>
+        </w:p>
+        <w:p>
+          <w:pPr>
+            <w:pStyle w:val="16"/>
+            <w:tabs>
+              <w:tab w:val="right" w:leader="dot" w:pos="8306"/>
+            </w:tabs>
+          </w:pPr>
+          <w:r>
+            <w:fldChar w:fldCharType="begin"/>
+          </w:r>
+          <w:r>
+            <w:instrText xml:space="preserve"> HYPERLINK \l _Toc3414 </w:instrText>
+          </w:r>
+          <w:r>
+            <w:fldChar w:fldCharType="separate"/>
+          </w:r>
+          <w:r>
+            <w:rPr>
+              <w:rFonts w:hint="default"/>
+            </w:rPr>
+            <w:t xml:space="preserve">2. </w:t>
+          </w:r>
+          <w:r>
+            <w:rPr>
+              <w:rFonts w:hint="eastAsia"/>
+            </w:rPr>
+            <w:t>总体里程碑计划</w:t>
+          </w:r>
+          <w:r>
+            <w:tab/>
+          </w:r>
+          <w:r>
+            <w:fldChar w:fldCharType="begin"/>
+          </w:r>
+          <w:r>
+            <w:instrText xml:space="preserve"> PAGEREF _Toc3414 \h </w:instrText>
+          </w:r>
+          <w:r>
+            <w:fldChar w:fldCharType="separate"/>
+          </w:r>
+          <w:r>
+            <w:t>4</w:t>
+          </w:r>
+          <w:r>
+            <w:fldChar w:fldCharType="end"/>
+          </w:r>
+          <w:r>
+            <w:fldChar w:fldCharType="end"/>
+          </w:r>
+        </w:p>
+        <w:p>
+          <w:pPr>
+            <w:pStyle w:val="16"/>
+            <w:tabs>
+              <w:tab w:val="right" w:leader="dot" w:pos="8306"/>
+            </w:tabs>
+          </w:pPr>
+          <w:r>
+            <w:fldChar w:fldCharType="begin"/>
+          </w:r>
+          <w:r>
+            <w:instrText xml:space="preserve"> HYPERLINK \l _Toc24762 </w:instrText>
+          </w:r>
+          <w:r>
+            <w:fldChar w:fldCharType="separate"/>
+          </w:r>
+          <w:r>
+            <w:rPr>
+              <w:rFonts w:hint="default"/>
+            </w:rPr>
+            <w:t xml:space="preserve">3. </w:t>
+          </w:r>
+          <w:r>
+            <w:rPr>
+              <w:rFonts w:hint="eastAsia"/>
+            </w:rPr>
+            <w:t>详细工作计划表</w:t>
+          </w:r>
+          <w:r>
+            <w:tab/>
+          </w:r>
+          <w:r>
+            <w:fldChar w:fldCharType="begin"/>
+          </w:r>
+          <w:r>
+            <w:instrText xml:space="preserve"> PAGEREF _Toc24762 \h </w:instrText>
+          </w:r>
+          <w:r>
+            <w:fldChar w:fldCharType="separate"/>
+          </w:r>
+          <w:r>
+            <w:t>4</w:t>
+          </w:r>
+          <w:r>
+            <w:fldChar w:fldCharType="end"/>
+          </w:r>
+          <w:r>
+            <w:fldChar w:fldCharType="end"/>
+          </w:r>
+        </w:p>
+        <w:p>
+          <w:pPr>
+            <w:pStyle w:val="16"/>
+            <w:tabs>
+              <w:tab w:val="right" w:leader="dot" w:pos="8306"/>
+            </w:tabs>
+          </w:pPr>
+          <w:r>
+            <w:fldChar w:fldCharType="begin"/>
+          </w:r>
+          <w:r>
+            <w:instrText xml:space="preserve"> HYPERLINK \l _Toc23074 </w:instrText>
+          </w:r>
+          <w:r>
+            <w:fldChar w:fldCharType="separate"/>
+          </w:r>
+          <w:r>
+            <w:rPr>
+              <w:rFonts w:hint="default"/>
+            </w:rPr>
+            <w:t xml:space="preserve">4. </w:t>
+          </w:r>
+          <w:r>
+            <w:rPr>
+              <w:rFonts w:hint="eastAsia"/>
+            </w:rPr>
+            <w:t>沟通管理计划</w:t>
+          </w:r>
+          <w:r>
+            <w:tab/>
+          </w:r>
+          <w:r>
+            <w:fldChar w:fldCharType="begin"/>
+          </w:r>
+          <w:r>
+            <w:instrText xml:space="preserve"> PAGEREF _Toc23074 \h </w:instrText>
+          </w:r>
+          <w:r>
+            <w:fldChar w:fldCharType="separate"/>
+          </w:r>
+          <w:r>
+            <w:t>6</w:t>
+          </w:r>
+          <w:r>
+            <w:fldChar w:fldCharType="end"/>
+          </w:r>
+          <w:r>
+            <w:fldChar w:fldCharType="end"/>
+          </w:r>
+        </w:p>
+        <w:p>
+          <w:pPr>
+            <w:pStyle w:val="17"/>
+            <w:tabs>
+              <w:tab w:val="right" w:leader="dot" w:pos="8306"/>
+            </w:tabs>
+          </w:pPr>
+          <w:r>
+            <w:fldChar w:fldCharType="begin"/>
+          </w:r>
+          <w:r>
+            <w:instrText xml:space="preserve"> HYPERLINK \l _Toc8027 </w:instrText>
+          </w:r>
+          <w:r>
+            <w:fldChar w:fldCharType="separate"/>
+          </w:r>
+          <w:r>
+            <w:rPr>
+              <w:rFonts w:hint="default"/>
+            </w:rPr>
+            <w:t xml:space="preserve">4.1. </w:t>
+          </w:r>
+          <w:r>
+            <w:rPr>
+              <w:rFonts w:hint="eastAsia"/>
+            </w:rPr>
+            <w:t>例会制度</w:t>
+          </w:r>
+          <w:r>
+            <w:tab/>
+          </w:r>
+          <w:r>
+            <w:fldChar w:fldCharType="begin"/>
+          </w:r>
+          <w:r>
+            <w:instrText xml:space="preserve"> PAGEREF _Toc8027 \h </w:instrText>
+          </w:r>
+          <w:r>
+            <w:fldChar w:fldCharType="separate"/>
+          </w:r>
+          <w:r>
+            <w:t>6</w:t>
+          </w:r>
+          <w:r>
+            <w:fldChar w:fldCharType="end"/>
+          </w:r>
+          <w:r>
+            <w:fldChar w:fldCharType="end"/>
+          </w:r>
+        </w:p>
+        <w:p>
+          <w:pPr>
+            <w:pStyle w:val="17"/>
+            <w:tabs>
+              <w:tab w:val="right" w:leader="dot" w:pos="8306"/>
+            </w:tabs>
+          </w:pPr>
+          <w:r>
+            <w:fldChar w:fldCharType="begin"/>
+          </w:r>
+          <w:r>
+            <w:instrText xml:space="preserve"> HYPERLINK \l _Toc22226 </w:instrText>
+          </w:r>
+          <w:r>
+            <w:fldChar w:fldCharType="separate"/>
+          </w:r>
+          <w:r>
+            <w:rPr>
+              <w:rFonts w:hint="default"/>
+            </w:rPr>
+            <w:t xml:space="preserve">4.2. </w:t>
+          </w:r>
+          <w:r>
+            <w:rPr>
+              <w:rFonts w:hint="eastAsia"/>
+            </w:rPr>
+            <w:t>沟通渠道</w:t>
+          </w:r>
+          <w:r>
+            <w:tab/>
+          </w:r>
+          <w:r>
+            <w:fldChar w:fldCharType="begin"/>
+          </w:r>
+          <w:r>
+            <w:instrText xml:space="preserve"> PAGEREF _Toc22226 \h </w:instrText>
+          </w:r>
+          <w:r>
+            <w:fldChar w:fldCharType="separate"/>
+          </w:r>
+          <w:r>
+            <w:t>6</w:t>
+          </w:r>
+          <w:r>
+            <w:fldChar w:fldCharType="end"/>
+          </w:r>
+          <w:r>
+            <w:fldChar w:fldCharType="end"/>
+          </w:r>
+        </w:p>
+        <w:p>
+          <w:pPr>
+            <w:pStyle w:val="17"/>
+            <w:tabs>
+              <w:tab w:val="right" w:leader="dot" w:pos="8306"/>
+            </w:tabs>
+          </w:pPr>
+          <w:r>
+            <w:fldChar w:fldCharType="begin"/>
+          </w:r>
+          <w:r>
+            <w:instrText xml:space="preserve"> HYPERLINK \l _Toc2236 </w:instrText>
+          </w:r>
+          <w:r>
+            <w:fldChar w:fldCharType="separate"/>
+          </w:r>
+          <w:r>
+            <w:rPr>
+              <w:rFonts w:hint="default"/>
+            </w:rPr>
+            <w:t xml:space="preserve">4.3. </w:t>
+          </w:r>
+          <w:r>
+            <w:rPr>
+              <w:rFonts w:hint="eastAsia"/>
+            </w:rPr>
+            <w:t>问题升级机制：</w:t>
+          </w:r>
+          <w:r>
+            <w:tab/>
+          </w:r>
+          <w:r>
+            <w:fldChar w:fldCharType="begin"/>
+          </w:r>
+          <w:r>
+            <w:instrText xml:space="preserve"> PAGEREF _Toc2236 \h </w:instrText>
+          </w:r>
+          <w:r>
+            <w:fldChar w:fldCharType="separate"/>
+          </w:r>
+          <w:r>
+            <w:t>7</w:t>
+          </w:r>
+          <w:r>
+            <w:fldChar w:fldCharType="end"/>
+          </w:r>
+          <w:r>
+            <w:fldChar w:fldCharType="end"/>
+          </w:r>
+        </w:p>
+        <w:p>
+          <w:pPr>
+            <w:pStyle w:val="16"/>
+            <w:tabs>
+              <w:tab w:val="right" w:leader="dot" w:pos="8306"/>
+            </w:tabs>
+          </w:pPr>
+          <w:r>
+            <w:fldChar w:fldCharType="begin"/>
+          </w:r>
+          <w:r>
+            <w:instrText xml:space="preserve"> HYPERLINK \l _Toc24826 </w:instrText>
+          </w:r>
+          <w:r>
+            <w:fldChar w:fldCharType="separate"/>
+          </w:r>
+          <w:r>
+            <w:rPr>
+              <w:rFonts w:hint="default"/>
+            </w:rPr>
+            <w:t xml:space="preserve">5. </w:t>
+          </w:r>
+          <w:r>
+            <w:rPr>
+              <w:rFonts w:hint="eastAsia"/>
+            </w:rPr>
+            <w:t>风险管理计划</w:t>
+          </w:r>
+          <w:r>
+            <w:tab/>
+          </w:r>
+          <w:r>
+            <w:fldChar w:fldCharType="begin"/>
+          </w:r>
+          <w:r>
+            <w:instrText xml:space="preserve"> PAGEREF _Toc24826 \h </w:instrText>
+          </w:r>
+          <w:r>
+            <w:fldChar w:fldCharType="separate"/>
+          </w:r>
+          <w:r>
+            <w:t>7</w:t>
+          </w:r>
+          <w:r>
+            <w:fldChar w:fldCharType="end"/>
+          </w:r>
+          <w:r>
+            <w:fldChar w:fldCharType="end"/>
+          </w:r>
+        </w:p>
+        <w:p>
+          <w:pPr>
+            <w:pStyle w:val="16"/>
+            <w:tabs>
+              <w:tab w:val="right" w:leader="dot" w:pos="8306"/>
+            </w:tabs>
+          </w:pPr>
+          <w:r>
+            <w:fldChar w:fldCharType="begin"/>
+          </w:r>
+          <w:r>
+            <w:instrText xml:space="preserve"> HYPERLINK \l _Toc27002 </w:instrText>
+          </w:r>
+          <w:r>
+            <w:fldChar w:fldCharType="separate"/>
+          </w:r>
+          <w:r>
+            <w:rPr>
+              <w:rFonts w:hint="default"/>
+            </w:rPr>
+            <w:t xml:space="preserve">6. </w:t>
+          </w:r>
+          <w:r>
+            <w:rPr>
+              <w:rFonts w:hint="eastAsia"/>
+            </w:rPr>
+            <w:t>交付物清单</w:t>
+          </w:r>
+          <w:r>
+            <w:tab/>
+          </w:r>
+          <w:r>
+            <w:fldChar w:fldCharType="begin"/>
+          </w:r>
+          <w:r>
+            <w:instrText xml:space="preserve"> PAGEREF _Toc27002 \h </w:instrText>
+          </w:r>
+          <w:r>
+            <w:fldChar w:fldCharType="separate"/>
+          </w:r>
+          <w:r>
+            <w:t>7</w:t>
+          </w:r>
+          <w:r>
+            <w:fldChar w:fldCharType="end"/>
+          </w:r>
+          <w:r>
+            <w:fldChar w:fldCharType="end"/>
+          </w:r>
+        </w:p>
+        <w:p>
+          <w:r>
+            <w:fldChar w:fldCharType="end"/>
+          </w:r>
+        </w:p>
+      </w:sdtContent>
+    </w:sdt>
+    <w:p/>
+    <w:p>
+      <w:pPr>
+        <w:rPr>
+          <w:rFonts w:hint="default"/>
+          <w:lang w:val="en-US" w:eastAsia="zh-CN"/>
         </w:rPr>
       </w:pPr>
       <w:r>
@@ -1533,18 +2287,28 @@
     </w:p>
     <w:p>
       <w:pPr>
+        <w:rPr>
+          <w:rFonts w:hint="eastAsia"/>
+          <w:lang w:val="en-US" w:eastAsia="zh-CN"/>
+        </w:rPr>
+      </w:pPr>
+    </w:p>
+    <w:p>
+      <w:pPr>
         <w:pStyle w:val="28"/>
         <w:bidi w:val="0"/>
         <w:rPr>
           <w:rFonts w:hint="eastAsia"/>
         </w:rPr>
       </w:pPr>
+      <w:bookmarkStart w:id="5" w:name="_Toc30317"/>
       <w:r>
         <w:rPr>
           <w:rFonts w:hint="eastAsia"/>
         </w:rPr>
         <w:t>项目概述与目标</w:t>
       </w:r>
+      <w:bookmarkEnd w:id="5"/>
     </w:p>
     <w:p>
       <w:pPr>
@@ -1569,12 +2333,14 @@
           <w:rFonts w:hint="eastAsia"/>
         </w:rPr>
       </w:pPr>
+      <w:bookmarkStart w:id="6" w:name="_Toc3414"/>
       <w:r>
         <w:rPr>
           <w:rFonts w:hint="eastAsia"/>
         </w:rPr>
         <w:t>总体里程碑计划</w:t>
       </w:r>
+      <w:bookmarkEnd w:id="6"/>
     </w:p>
     <w:tbl>
       <w:tblPr>
@@ -2303,12 +3069,14 @@
           <w:rFonts w:hint="eastAsia"/>
         </w:rPr>
       </w:pPr>
+      <w:bookmarkStart w:id="7" w:name="_Toc24762"/>
       <w:r>
         <w:rPr>
           <w:rFonts w:hint="eastAsia"/>
         </w:rPr>
         <w:t>详细工作计划表</w:t>
       </w:r>
+      <w:bookmarkEnd w:id="7"/>
     </w:p>
     <w:p>
       <w:pPr>
@@ -2323,6 +3091,8 @@
           <w:rFonts w:hint="eastAsia"/>
         </w:rPr>
       </w:pPr>
+      <w:bookmarkStart w:id="14" w:name="_GoBack"/>
+      <w:bookmarkEnd w:id="14"/>
       <w:r>
         <w:rPr>
           <w:rFonts w:hint="eastAsia"/>
@@ -4297,6 +5067,7 @@
             <w:insideH w:val="single" w:color="auto" w:sz="4" w:space="0"/>
             <w:insideV w:val="single" w:color="auto" w:sz="4" w:space="0"/>
           </w:tblBorders>
+          <w:shd w:val="clear" w:color="auto" w:fill="auto"/>
           <w:tblCellMar>
             <w:top w:w="15" w:type="dxa"/>
             <w:left w:w="15" w:type="dxa"/>
@@ -4922,6 +5693,7 @@
             <w:insideH w:val="single" w:color="auto" w:sz="4" w:space="0"/>
             <w:insideV w:val="single" w:color="auto" w:sz="4" w:space="0"/>
           </w:tblBorders>
+          <w:shd w:val="clear" w:color="auto" w:fill="auto"/>
           <w:tblCellMar>
             <w:top w:w="15" w:type="dxa"/>
             <w:left w:w="15" w:type="dxa"/>
@@ -5234,6 +6006,7 @@
             <w:insideH w:val="single" w:color="auto" w:sz="4" w:space="0"/>
             <w:insideV w:val="single" w:color="auto" w:sz="4" w:space="0"/>
           </w:tblBorders>
+          <w:shd w:val="clear" w:color="auto" w:fill="auto"/>
           <w:tblCellMar>
             <w:top w:w="15" w:type="dxa"/>
             <w:left w:w="15" w:type="dxa"/>
@@ -5919,6 +6692,7 @@
             <w:insideH w:val="single" w:color="auto" w:sz="4" w:space="0"/>
             <w:insideV w:val="single" w:color="auto" w:sz="4" w:space="0"/>
           </w:tblBorders>
+          <w:shd w:val="clear" w:color="auto" w:fill="auto"/>
           <w:tblCellMar>
             <w:top w:w="15" w:type="dxa"/>
             <w:left w:w="15" w:type="dxa"/>
@@ -6231,6 +7005,7 @@
             <w:insideH w:val="single" w:color="auto" w:sz="4" w:space="0"/>
             <w:insideV w:val="single" w:color="auto" w:sz="4" w:space="0"/>
           </w:tblBorders>
+          <w:shd w:val="clear" w:color="auto" w:fill="auto"/>
           <w:tblCellMar>
             <w:top w:w="15" w:type="dxa"/>
             <w:left w:w="15" w:type="dxa"/>
@@ -8202,6 +8977,7 @@
             <w:insideH w:val="single" w:color="auto" w:sz="4" w:space="0"/>
             <w:insideV w:val="single" w:color="auto" w:sz="4" w:space="0"/>
           </w:tblBorders>
+          <w:shd w:val="clear" w:color="auto" w:fill="auto"/>
           <w:tblCellMar>
             <w:top w:w="15" w:type="dxa"/>
             <w:left w:w="15" w:type="dxa"/>
@@ -9155,6 +9931,7 @@
             <w:insideH w:val="single" w:color="auto" w:sz="4" w:space="0"/>
             <w:insideV w:val="single" w:color="auto" w:sz="4" w:space="0"/>
           </w:tblBorders>
+          <w:shd w:val="clear" w:color="auto" w:fill="auto"/>
           <w:tblCellMar>
             <w:top w:w="15" w:type="dxa"/>
             <w:left w:w="15" w:type="dxa"/>
@@ -10179,7 +10956,6 @@
             <w:insideH w:val="single" w:color="auto" w:sz="4" w:space="0"/>
             <w:insideV w:val="single" w:color="auto" w:sz="4" w:space="0"/>
           </w:tblBorders>
-          <w:shd w:val="clear" w:color="auto" w:fill="auto"/>
           <w:tblCellMar>
             <w:top w:w="15" w:type="dxa"/>
             <w:left w:w="15" w:type="dxa"/>
@@ -10492,7 +11268,6 @@
             <w:insideH w:val="single" w:color="auto" w:sz="4" w:space="0"/>
             <w:insideV w:val="single" w:color="auto" w:sz="4" w:space="0"/>
           </w:tblBorders>
-          <w:shd w:val="clear" w:color="auto" w:fill="auto"/>
           <w:tblCellMar>
             <w:top w:w="15" w:type="dxa"/>
             <w:left w:w="15" w:type="dxa"/>
@@ -10805,7 +11580,6 @@
             <w:insideH w:val="single" w:color="auto" w:sz="4" w:space="0"/>
             <w:insideV w:val="single" w:color="auto" w:sz="4" w:space="0"/>
           </w:tblBorders>
-          <w:shd w:val="clear" w:color="auto" w:fill="auto"/>
           <w:tblCellMar>
             <w:top w:w="15" w:type="dxa"/>
             <w:left w:w="15" w:type="dxa"/>
@@ -11118,7 +11892,6 @@
             <w:insideH w:val="single" w:color="auto" w:sz="4" w:space="0"/>
             <w:insideV w:val="single" w:color="auto" w:sz="4" w:space="0"/>
           </w:tblBorders>
-          <w:shd w:val="clear" w:color="auto" w:fill="auto"/>
           <w:tblCellMar>
             <w:top w:w="15" w:type="dxa"/>
             <w:left w:w="15" w:type="dxa"/>
@@ -11449,8 +12222,16 @@
         <w:rPr>
           <w:rFonts w:hint="eastAsia"/>
         </w:rPr>
-        <w:t xml:space="preserve"> 沟通管理计划</w:t>
+        <w:t xml:space="preserve"> </w:t>
       </w:r>
+      <w:bookmarkStart w:id="8" w:name="_Toc23074"/>
+      <w:r>
+        <w:rPr>
+          <w:rFonts w:hint="eastAsia"/>
+        </w:rPr>
+        <w:t>沟通管理计划</w:t>
+      </w:r>
+      <w:bookmarkEnd w:id="8"/>
     </w:p>
     <w:p>
       <w:pPr>
@@ -11460,14 +12241,14 @@
           <w:rFonts w:hint="eastAsia"/>
         </w:rPr>
       </w:pPr>
+      <w:bookmarkStart w:id="9" w:name="_Toc8027"/>
       <w:r>
         <w:rPr>
           <w:rFonts w:hint="eastAsia"/>
         </w:rPr>
-        <w:t>例会制度：</w:t>
+        <w:t>例会制度</w:t>
       </w:r>
-      <w:bookmarkStart w:id="0" w:name="_GoBack"/>
-      <w:bookmarkEnd w:id="0"/>
+      <w:bookmarkEnd w:id="9"/>
     </w:p>
     <w:p>
       <w:pPr>
@@ -11507,12 +12288,14 @@
           <w:rFonts w:hint="eastAsia"/>
         </w:rPr>
       </w:pPr>
+      <w:bookmarkStart w:id="10" w:name="_Toc22226"/>
       <w:r>
         <w:rPr>
           <w:rFonts w:hint="eastAsia"/>
         </w:rPr>
-        <w:t>沟通渠道：</w:t>
+        <w:t>沟通渠道</w:t>
       </w:r>
+      <w:bookmarkEnd w:id="10"/>
     </w:p>
     <w:p>
       <w:pPr>
@@ -11537,12 +12320,14 @@
           <w:rFonts w:hint="eastAsia"/>
         </w:rPr>
       </w:pPr>
+      <w:bookmarkStart w:id="11" w:name="_Toc2236"/>
       <w:r>
         <w:rPr>
           <w:rFonts w:hint="eastAsia"/>
         </w:rPr>
         <w:t>问题升级机制：</w:t>
       </w:r>
+      <w:bookmarkEnd w:id="11"/>
     </w:p>
     <w:p>
       <w:pPr>
@@ -11561,25 +12346,20 @@
     </w:p>
     <w:p>
       <w:pPr>
-        <w:rPr>
-          <w:rFonts w:hint="eastAsia"/>
-        </w:rPr>
-      </w:pPr>
-    </w:p>
-    <w:p>
-      <w:pPr>
         <w:pStyle w:val="28"/>
         <w:bidi w:val="0"/>
         <w:rPr>
           <w:rFonts w:hint="eastAsia"/>
         </w:rPr>
       </w:pPr>
+      <w:bookmarkStart w:id="12" w:name="_Toc24826"/>
       <w:r>
         <w:rPr>
           <w:rFonts w:hint="eastAsia"/>
         </w:rPr>
         <w:t>风险管理计划</w:t>
       </w:r>
+      <w:bookmarkEnd w:id="12"/>
     </w:p>
     <w:tbl>
       <w:tblPr>
@@ -12414,7 +13194,6 @@
             <w:insideH w:val="single" w:color="auto" w:sz="4" w:space="0"/>
             <w:insideV w:val="single" w:color="auto" w:sz="4" w:space="0"/>
           </w:tblBorders>
-          <w:shd w:val="clear" w:color="auto" w:fill="auto"/>
           <w:tblCellMar>
             <w:top w:w="15" w:type="dxa"/>
             <w:left w:w="15" w:type="dxa"/>
@@ -12934,32 +13713,20 @@
     </w:tbl>
     <w:p>
       <w:pPr>
-        <w:rPr>
-          <w:rFonts w:hint="eastAsia"/>
-        </w:rPr>
-      </w:pPr>
-    </w:p>
-    <w:p>
-      <w:pPr>
         <w:pStyle w:val="28"/>
         <w:bidi w:val="0"/>
         <w:rPr>
           <w:rFonts w:hint="eastAsia"/>
         </w:rPr>
       </w:pPr>
+      <w:bookmarkStart w:id="13" w:name="_Toc27002"/>
       <w:r>
         <w:rPr>
           <w:rFonts w:hint="eastAsia"/>
         </w:rPr>
         <w:t>交付物清单</w:t>
       </w:r>
-    </w:p>
-    <w:p>
-      <w:pPr>
-        <w:rPr>
-          <w:rFonts w:hint="eastAsia"/>
-        </w:rPr>
-      </w:pPr>
+      <w:bookmarkEnd w:id="13"/>
     </w:p>
     <w:p>
       <w:pPr>
